--- a/por/docx/35.content.docx
+++ b/por/docx/35.content.docx
@@ -19,7 +19,7 @@
         <w:rPr>
           <w:lang w:val="pt_PT" w:bidi="pt_PT"/>
         </w:rPr>
-        <w:t>Resource: Notas de Estudo - Introduções aos Livros (Tyndale)</w:t>
+        <w:t>Resource: Tyndale Open Study Notes</w:t>
       </w:r>
       <w:r>
         <w:rPr>
@@ -112,7 +112,7 @@
         <w:rPr>
           <w:lang w:val="pt_PT" w:bidi="pt_PT"/>
         </w:rPr>
-        <w:t>Notas de Estudo - Introduções aos Livros (Tyndale)</w:t>
+        <w:t>Tyndale Open Study Notes</w:t>
       </w:r>
     </w:p>
     <w:p>

--- a/por/docx/35.content.docx
+++ b/por/docx/35.content.docx
@@ -19,7 +19,7 @@
         <w:rPr>
           <w:lang w:val="pt_PT" w:bidi="pt_PT"/>
         </w:rPr>
-        <w:t>Resource: Tyndale Open Study Notes</w:t>
+        <w:t>Resource: Aquifer Open Study Notes (Book Intros)</w:t>
       </w:r>
       <w:r>
         <w:rPr>
@@ -112,7 +112,7 @@
         <w:rPr>
           <w:lang w:val="pt_PT" w:bidi="pt_PT"/>
         </w:rPr>
-        <w:t>Tyndale Open Study Notes</w:t>
+        <w:t>Aquifer Open Study Notes (Book Intros)</w:t>
       </w:r>
     </w:p>
     <w:p>

--- a/por/docx/35.content.docx
+++ b/por/docx/35.content.docx
@@ -300,198 +300,132 @@
         </w:rPr>
         <w:t xml:space="preserve">Exceto pelos anos finais do piedoso rei Josias (640–609 a.C.), a violência e a injustiça caracterizaram a sociedade judaica desde o reinado maligno de Manassés (697–642 a.C.) até a queda de Jerusalém (586 a.C.). De muitas maneiras, Manassés foi o oposto de seu piedoso pai, Ezequias (veja </w:t>
       </w:r>
-      <w:hyperlink r:id="rId13">
-        <w:r>
-          <w:rPr>
-            <w:lang w:val="pt_PT" w:bidi="pt_PT"/>
-          </w:rPr>
-          <w:rPr>
-            <w:color w:val="0000EE"/>
-            <w:u w:val="single"/>
-          </w:rPr>
-          <w:t>2Rs 21.1–9</w:t>
-        </w:r>
-      </w:hyperlink>
+      <w:r>
+        <w:rPr>
+          <w:lang w:val="pt_PT" w:bidi="pt_PT"/>
+        </w:rPr>
+        <w:t>2Rs 21.1–9</w:t>
+      </w:r>
       <w:r>
         <w:rPr>
           <w:lang w:val="pt_PT" w:bidi="pt_PT"/>
         </w:rPr>
         <w:t xml:space="preserve">; </w:t>
       </w:r>
-      <w:hyperlink r:id="rId14">
-        <w:r>
-          <w:rPr>
-            <w:lang w:val="pt_PT" w:bidi="pt_PT"/>
-          </w:rPr>
-          <w:rPr>
-            <w:color w:val="0000EE"/>
-            <w:u w:val="single"/>
-          </w:rPr>
-          <w:t>2Cr 33.2–9</w:t>
-        </w:r>
-      </w:hyperlink>
+      <w:r>
+        <w:rPr>
+          <w:lang w:val="pt_PT" w:bidi="pt_PT"/>
+        </w:rPr>
+        <w:t>2Cr 33.2–9</w:t>
+      </w:r>
       <w:r>
         <w:rPr>
           <w:lang w:val="pt_PT" w:bidi="pt_PT"/>
         </w:rPr>
         <w:t>). Manassés promoveu ativamente ritos pagãos que os colonos pré-israelitas de Canaã haviam praticado. Esta apostasia condenou Judá. O arrependimento posterior de Manassés e suas tentativas de desfazer seus males anteriores (</w:t>
       </w:r>
-      <w:hyperlink r:id="rId15">
-        <w:r>
-          <w:rPr>
-            <w:lang w:val="pt_PT" w:bidi="pt_PT"/>
-          </w:rPr>
-          <w:rPr>
-            <w:color w:val="0000EE"/>
-            <w:u w:val="single"/>
-          </w:rPr>
-          <w:t>2Cr 33.15–19</w:t>
-        </w:r>
-      </w:hyperlink>
+      <w:r>
+        <w:rPr>
+          <w:lang w:val="pt_PT" w:bidi="pt_PT"/>
+        </w:rPr>
+        <w:t>2Cr 33.15–19</w:t>
+      </w:r>
       <w:r>
         <w:rPr>
           <w:lang w:val="pt_PT" w:bidi="pt_PT"/>
         </w:rPr>
         <w:t>) não resultaram em mudança duradoura, e seu filho Amom reintroduziu as práticas pagãs (</w:t>
       </w:r>
-      <w:hyperlink r:id="rId16">
-        <w:r>
-          <w:rPr>
-            <w:lang w:val="pt_PT" w:bidi="pt_PT"/>
-          </w:rPr>
-          <w:rPr>
-            <w:color w:val="0000EE"/>
-            <w:u w:val="single"/>
-          </w:rPr>
-          <w:t>2Rs 21.21–22</w:t>
-        </w:r>
-      </w:hyperlink>
+      <w:r>
+        <w:rPr>
+          <w:lang w:val="pt_PT" w:bidi="pt_PT"/>
+        </w:rPr>
+        <w:t>2Rs 21.21–22</w:t>
+      </w:r>
       <w:r>
         <w:rPr>
           <w:lang w:val="pt_PT" w:bidi="pt_PT"/>
         </w:rPr>
         <w:t>). Os ministérios subsequentes de profetas como Sofonias, Jeremias e Ezequiel, e os esforços de reforma de Josias (</w:t>
       </w:r>
-      <w:hyperlink r:id="rId17">
-        <w:r>
-          <w:rPr>
-            <w:lang w:val="pt_PT" w:bidi="pt_PT"/>
-          </w:rPr>
-          <w:rPr>
-            <w:color w:val="0000EE"/>
-            <w:u w:val="single"/>
-          </w:rPr>
-          <w:t>2Cr 34.1–35.19</w:t>
-        </w:r>
-      </w:hyperlink>
+      <w:r>
+        <w:rPr>
+          <w:lang w:val="pt_PT" w:bidi="pt_PT"/>
+        </w:rPr>
+        <w:t>2Cr 34.1–35.19</w:t>
+      </w:r>
       <w:r>
         <w:rPr>
           <w:lang w:val="pt_PT" w:bidi="pt_PT"/>
         </w:rPr>
         <w:t>) também não produziram mudança duradoura. Os reis posteriores de Judá foram todos condenados por sua maldade (</w:t>
       </w:r>
-      <w:hyperlink r:id="rId18">
-        <w:r>
-          <w:rPr>
-            <w:lang w:val="pt_PT" w:bidi="pt_PT"/>
-          </w:rPr>
-          <w:rPr>
-            <w:color w:val="0000EE"/>
-            <w:u w:val="single"/>
-          </w:rPr>
-          <w:t>2Rs 23.32</w:t>
-        </w:r>
-      </w:hyperlink>
+      <w:r>
+        <w:rPr>
+          <w:lang w:val="pt_PT" w:bidi="pt_PT"/>
+        </w:rPr>
+        <w:t>2Rs 23.32</w:t>
+      </w:r>
       <w:r>
         <w:rPr>
           <w:lang w:val="pt_PT" w:bidi="pt_PT"/>
         </w:rPr>
         <w:t>,</w:t>
       </w:r>
-      <w:hyperlink r:id="rId19">
-        <w:r>
-          <w:rPr>
-            <w:lang w:val="pt_PT" w:bidi="pt_PT"/>
-          </w:rPr>
-          <w:rPr>
-            <w:color w:val="0000EE"/>
-            <w:u w:val="single"/>
-          </w:rPr>
-          <w:t>37</w:t>
-        </w:r>
-      </w:hyperlink>
+      <w:r>
+        <w:rPr>
+          <w:lang w:val="pt_PT" w:bidi="pt_PT"/>
+        </w:rPr>
+        <w:t>37</w:t>
+      </w:r>
       <w:r>
         <w:rPr>
           <w:lang w:val="pt_PT" w:bidi="pt_PT"/>
         </w:rPr>
         <w:t xml:space="preserve">; </w:t>
       </w:r>
-      <w:hyperlink r:id="rId20">
-        <w:r>
-          <w:rPr>
-            <w:lang w:val="pt_PT" w:bidi="pt_PT"/>
-          </w:rPr>
-          <w:rPr>
-            <w:color w:val="0000EE"/>
-            <w:u w:val="single"/>
-          </w:rPr>
-          <w:t>24.19</w:t>
-        </w:r>
-      </w:hyperlink>
+      <w:r>
+        <w:rPr>
+          <w:lang w:val="pt_PT" w:bidi="pt_PT"/>
+        </w:rPr>
+        <w:t>24.19</w:t>
+      </w:r>
       <w:r>
         <w:rPr>
           <w:lang w:val="pt_PT" w:bidi="pt_PT"/>
         </w:rPr>
         <w:t xml:space="preserve">; </w:t>
       </w:r>
-      <w:hyperlink r:id="rId21">
-        <w:r>
-          <w:rPr>
-            <w:lang w:val="pt_PT" w:bidi="pt_PT"/>
-          </w:rPr>
-          <w:rPr>
-            <w:color w:val="0000EE"/>
-            <w:u w:val="single"/>
-          </w:rPr>
-          <w:t>Jr 22</w:t>
-        </w:r>
-      </w:hyperlink>
+      <w:r>
+        <w:rPr>
+          <w:lang w:val="pt_PT" w:bidi="pt_PT"/>
+        </w:rPr>
+        <w:t>Jr 22</w:t>
+      </w:r>
       <w:r>
         <w:rPr>
           <w:lang w:val="pt_PT" w:bidi="pt_PT"/>
         </w:rPr>
         <w:t xml:space="preserve">; </w:t>
       </w:r>
-      <w:hyperlink r:id="rId22">
-        <w:r>
-          <w:rPr>
-            <w:lang w:val="pt_PT" w:bidi="pt_PT"/>
-          </w:rPr>
-          <w:rPr>
-            <w:color w:val="0000EE"/>
-            <w:u w:val="single"/>
-          </w:rPr>
-          <w:t>27.1–22</w:t>
-        </w:r>
-      </w:hyperlink>
+      <w:r>
+        <w:rPr>
+          <w:lang w:val="pt_PT" w:bidi="pt_PT"/>
+        </w:rPr>
+        <w:t>27.1–22</w:t>
+      </w:r>
       <w:r>
         <w:rPr>
           <w:lang w:val="pt_PT" w:bidi="pt_PT"/>
         </w:rPr>
         <w:t xml:space="preserve">; </w:t>
       </w:r>
-      <w:hyperlink r:id="rId23">
-        <w:r>
-          <w:rPr>
-            <w:lang w:val="pt_PT" w:bidi="pt_PT"/>
-          </w:rPr>
-          <w:rPr>
-            <w:color w:val="0000EE"/>
-            <w:u w:val="single"/>
-          </w:rPr>
-          <w:t>36.30–31</w:t>
-        </w:r>
-      </w:hyperlink>
+      <w:r>
+        <w:rPr>
+          <w:lang w:val="pt_PT" w:bidi="pt_PT"/>
+        </w:rPr>
+        <w:t>36.30–31</w:t>
+      </w:r>
       <w:r>
         <w:rPr>
           <w:lang w:val="pt_PT" w:bidi="pt_PT"/>
@@ -512,18 +446,12 @@
         </w:rPr>
         <w:t xml:space="preserve">Tanto externamente quanto internamente, a nação de Judá estava em um estado precário. Foi durante este último e trágico período da história de Judá como um estado independente que Habacuque viveu e serviu como profeta (veja </w:t>
       </w:r>
-      <w:hyperlink r:id="rId24">
-        <w:r>
-          <w:rPr>
-            <w:lang w:val="pt_PT" w:bidi="pt_PT"/>
-          </w:rPr>
-          <w:rPr>
-            <w:color w:val="0000EE"/>
-            <w:u w:val="single"/>
-          </w:rPr>
-          <w:t>Hc 1.2–4</w:t>
-        </w:r>
-      </w:hyperlink>
+      <w:r>
+        <w:rPr>
+          <w:lang w:val="pt_PT" w:bidi="pt_PT"/>
+        </w:rPr>
+        <w:t>Hc 1.2–4</w:t>
+      </w:r>
       <w:r>
         <w:rPr>
           <w:lang w:val="pt_PT" w:bidi="pt_PT"/>
@@ -555,36 +483,24 @@
         </w:rPr>
         <w:t>A profecia de Habacuque é um diálogo entre Deus e o profeta. Nos versículos iniciais, Habacuque observa a sociedade violenta em que Judá se transformou. Ele não consegue entender por que Deus parece ignorar o pecado de Judá. Habacuque sente que, apesar de seus repetidos clamores, Deus simplesmente não está ouvindo-o (</w:t>
       </w:r>
-      <w:hyperlink r:id="rId24">
-        <w:r>
-          <w:rPr>
-            <w:lang w:val="pt_PT" w:bidi="pt_PT"/>
-          </w:rPr>
-          <w:rPr>
-            <w:color w:val="0000EE"/>
-            <w:u w:val="single"/>
-          </w:rPr>
-          <w:t>1.2–4</w:t>
-        </w:r>
-      </w:hyperlink>
+      <w:r>
+        <w:rPr>
+          <w:lang w:val="pt_PT" w:bidi="pt_PT"/>
+        </w:rPr>
+        <w:t>1.2–4</w:t>
+      </w:r>
       <w:r>
         <w:rPr>
           <w:lang w:val="pt_PT" w:bidi="pt_PT"/>
         </w:rPr>
         <w:t>). A primeira resposta de Deus é que Ele está prestes a lidar com a violência de Judá, trazendo um povo ainda mais violento, os babilônios, para julgá-los (</w:t>
       </w:r>
-      <w:hyperlink r:id="rId25">
-        <w:r>
-          <w:rPr>
-            <w:lang w:val="pt_PT" w:bidi="pt_PT"/>
-          </w:rPr>
-          <w:rPr>
-            <w:color w:val="0000EE"/>
-            <w:u w:val="single"/>
-          </w:rPr>
-          <w:t>1.5–11</w:t>
-        </w:r>
-      </w:hyperlink>
+      <w:r>
+        <w:rPr>
+          <w:lang w:val="pt_PT" w:bidi="pt_PT"/>
+        </w:rPr>
+        <w:t>1.5–11</w:t>
+      </w:r>
       <w:r>
         <w:rPr>
           <w:lang w:val="pt_PT" w:bidi="pt_PT"/>
@@ -605,54 +521,36 @@
         </w:rPr>
         <w:t>Esta resposta deixa Habacuque ainda mais perplexo (</w:t>
       </w:r>
-      <w:hyperlink r:id="rId26">
-        <w:r>
-          <w:rPr>
-            <w:lang w:val="pt_PT" w:bidi="pt_PT"/>
-          </w:rPr>
-          <w:rPr>
-            <w:color w:val="0000EE"/>
-            <w:u w:val="single"/>
-          </w:rPr>
-          <w:t>1.12–2.1</w:t>
-        </w:r>
-      </w:hyperlink>
+      <w:r>
+        <w:rPr>
+          <w:lang w:val="pt_PT" w:bidi="pt_PT"/>
+        </w:rPr>
+        <w:t>1.12–2.1</w:t>
+      </w:r>
       <w:r>
         <w:rPr>
           <w:lang w:val="pt_PT" w:bidi="pt_PT"/>
         </w:rPr>
         <w:t>). Judá era realmente perverso, mas por que Deus usaria pessoas ainda mais perversas para castigar seu próprio povo? A resposta de Deus a esta pergunta foca em sua justiça ao punir tanto Judá quanto os babilônios (</w:t>
       </w:r>
-      <w:hyperlink r:id="rId27">
-        <w:r>
-          <w:rPr>
-            <w:lang w:val="pt_PT" w:bidi="pt_PT"/>
-          </w:rPr>
-          <w:rPr>
-            <w:color w:val="0000EE"/>
-            <w:u w:val="single"/>
-          </w:rPr>
-          <w:t>2.2–5</w:t>
-        </w:r>
-      </w:hyperlink>
+      <w:r>
+        <w:rPr>
+          <w:lang w:val="pt_PT" w:bidi="pt_PT"/>
+        </w:rPr>
+        <w:t>2.2–5</w:t>
+      </w:r>
       <w:r>
         <w:rPr>
           <w:lang w:val="pt_PT" w:bidi="pt_PT"/>
         </w:rPr>
         <w:t>). Ambos falharam em manter os padrões de fé e moralidade de Deus, e ambos mereceram o julgamento de Deus. Em uma série de cinco canções de escárnio (</w:t>
       </w:r>
-      <w:hyperlink r:id="rId28">
-        <w:r>
-          <w:rPr>
-            <w:lang w:val="pt_PT" w:bidi="pt_PT"/>
-          </w:rPr>
-          <w:rPr>
-            <w:color w:val="0000EE"/>
-            <w:u w:val="single"/>
-          </w:rPr>
-          <w:t>2.6–20</w:t>
-        </w:r>
-      </w:hyperlink>
+      <w:r>
+        <w:rPr>
+          <w:lang w:val="pt_PT" w:bidi="pt_PT"/>
+        </w:rPr>
+        <w:t>2.6–20</w:t>
+      </w:r>
       <w:r>
         <w:rPr>
           <w:lang w:val="pt_PT" w:bidi="pt_PT"/>
@@ -673,54 +571,36 @@
         </w:rPr>
         <w:t>O capítulo final começa com a oração de Habacuque pela misericórdia de Deus sobre Judá, mesmo enquanto Ele os castiga (</w:t>
       </w:r>
-      <w:hyperlink r:id="rId29">
-        <w:r>
-          <w:rPr>
-            <w:lang w:val="pt_PT" w:bidi="pt_PT"/>
-          </w:rPr>
-          <w:rPr>
-            <w:color w:val="0000EE"/>
-            <w:u w:val="single"/>
-          </w:rPr>
-          <w:t>3.1–2</w:t>
-        </w:r>
-      </w:hyperlink>
+      <w:r>
+        <w:rPr>
+          <w:lang w:val="pt_PT" w:bidi="pt_PT"/>
+        </w:rPr>
+        <w:t>3.1–2</w:t>
+      </w:r>
       <w:r>
         <w:rPr>
           <w:lang w:val="pt_PT" w:bidi="pt_PT"/>
         </w:rPr>
         <w:t>). Habacuque então registra um salmo de louvor que reflete poeticamente sobre o relato da redenção de seu povo por Deus durante o Êxodo (</w:t>
       </w:r>
-      <w:hyperlink r:id="rId30">
-        <w:r>
-          <w:rPr>
-            <w:lang w:val="pt_PT" w:bidi="pt_PT"/>
-          </w:rPr>
-          <w:rPr>
-            <w:color w:val="0000EE"/>
-            <w:u w:val="single"/>
-          </w:rPr>
-          <w:t>3.3–15</w:t>
-        </w:r>
-      </w:hyperlink>
+      <w:r>
+        <w:rPr>
+          <w:lang w:val="pt_PT" w:bidi="pt_PT"/>
+        </w:rPr>
+        <w:t>3.3–15</w:t>
+      </w:r>
       <w:r>
         <w:rPr>
           <w:lang w:val="pt_PT" w:bidi="pt_PT"/>
         </w:rPr>
         <w:t>). Habacuque encerra com uma declaração de compromisso e uma nota de louvor (</w:t>
       </w:r>
-      <w:hyperlink r:id="rId31">
-        <w:r>
-          <w:rPr>
-            <w:lang w:val="pt_PT" w:bidi="pt_PT"/>
-          </w:rPr>
-          <w:rPr>
-            <w:color w:val="0000EE"/>
-            <w:u w:val="single"/>
-          </w:rPr>
-          <w:t>3.16–19</w:t>
-        </w:r>
-      </w:hyperlink>
+      <w:r>
+        <w:rPr>
+          <w:lang w:val="pt_PT" w:bidi="pt_PT"/>
+        </w:rPr>
+        <w:t>3.16–19</w:t>
+      </w:r>
       <w:r>
         <w:rPr>
           <w:lang w:val="pt_PT" w:bidi="pt_PT"/>
@@ -765,126 +645,84 @@
         </w:rPr>
         <w:t>, uma história incluída no final do livro de Daniel na tradução grega do Antigo Testamento, identifica Habacuque como um Levita. Se for verdade, isso pode ajudar a explicar as notações musicais no terceiro capítulo (</w:t>
       </w:r>
-      <w:hyperlink r:id="rId32">
-        <w:r>
-          <w:rPr>
-            <w:lang w:val="pt_PT" w:bidi="pt_PT"/>
-          </w:rPr>
-          <w:rPr>
-            <w:color w:val="0000EE"/>
-            <w:u w:val="single"/>
-          </w:rPr>
-          <w:t>3.1</w:t>
-        </w:r>
-      </w:hyperlink>
+      <w:r>
+        <w:rPr>
+          <w:lang w:val="pt_PT" w:bidi="pt_PT"/>
+        </w:rPr>
+        <w:t>3.1</w:t>
+      </w:r>
       <w:r>
         <w:rPr>
           <w:lang w:val="pt_PT" w:bidi="pt_PT"/>
         </w:rPr>
         <w:t>,</w:t>
       </w:r>
-      <w:hyperlink r:id="rId33">
-        <w:r>
-          <w:rPr>
-            <w:lang w:val="pt_PT" w:bidi="pt_PT"/>
-          </w:rPr>
-          <w:rPr>
-            <w:color w:val="0000EE"/>
-            <w:u w:val="single"/>
-          </w:rPr>
-          <w:t>3</w:t>
-        </w:r>
-      </w:hyperlink>
+      <w:r>
+        <w:rPr>
+          <w:lang w:val="pt_PT" w:bidi="pt_PT"/>
+        </w:rPr>
+        <w:t>3</w:t>
+      </w:r>
       <w:r>
         <w:rPr>
           <w:lang w:val="pt_PT" w:bidi="pt_PT"/>
         </w:rPr>
         <w:t>,</w:t>
       </w:r>
-      <w:hyperlink r:id="rId34">
-        <w:r>
-          <w:rPr>
-            <w:lang w:val="pt_PT" w:bidi="pt_PT"/>
-          </w:rPr>
-          <w:rPr>
-            <w:color w:val="0000EE"/>
-            <w:u w:val="single"/>
-          </w:rPr>
-          <w:t>9</w:t>
-        </w:r>
-      </w:hyperlink>
+      <w:r>
+        <w:rPr>
+          <w:lang w:val="pt_PT" w:bidi="pt_PT"/>
+        </w:rPr>
+        <w:t>9</w:t>
+      </w:r>
       <w:r>
         <w:rPr>
           <w:lang w:val="pt_PT" w:bidi="pt_PT"/>
         </w:rPr>
         <w:t>,</w:t>
       </w:r>
-      <w:hyperlink r:id="rId35">
-        <w:r>
-          <w:rPr>
-            <w:lang w:val="pt_PT" w:bidi="pt_PT"/>
-          </w:rPr>
-          <w:rPr>
-            <w:color w:val="0000EE"/>
-            <w:u w:val="single"/>
-          </w:rPr>
-          <w:t>13</w:t>
-        </w:r>
-      </w:hyperlink>
+      <w:r>
+        <w:rPr>
+          <w:lang w:val="pt_PT" w:bidi="pt_PT"/>
+        </w:rPr>
+        <w:t>13</w:t>
+      </w:r>
       <w:r>
         <w:rPr>
           <w:lang w:val="pt_PT" w:bidi="pt_PT"/>
         </w:rPr>
         <w:t>,</w:t>
       </w:r>
-      <w:hyperlink r:id="rId36">
-        <w:r>
-          <w:rPr>
-            <w:lang w:val="pt_PT" w:bidi="pt_PT"/>
-          </w:rPr>
-          <w:rPr>
-            <w:color w:val="0000EE"/>
-            <w:u w:val="single"/>
-          </w:rPr>
-          <w:t>19</w:t>
-        </w:r>
-      </w:hyperlink>
+      <w:r>
+        <w:rPr>
+          <w:lang w:val="pt_PT" w:bidi="pt_PT"/>
+        </w:rPr>
+        <w:t>19</w:t>
+      </w:r>
       <w:r>
         <w:rPr>
           <w:lang w:val="pt_PT" w:bidi="pt_PT"/>
         </w:rPr>
         <w:t xml:space="preserve">), já que os líderes de música do Templo eram levitas (veja </w:t>
       </w:r>
-      <w:hyperlink r:id="rId37">
-        <w:r>
-          <w:rPr>
-            <w:lang w:val="pt_PT" w:bidi="pt_PT"/>
-          </w:rPr>
-          <w:rPr>
-            <w:color w:val="0000EE"/>
-            <w:u w:val="single"/>
-          </w:rPr>
-          <w:t>1Cr 6.31–47</w:t>
-        </w:r>
-      </w:hyperlink>
+      <w:r>
+        <w:rPr>
+          <w:lang w:val="pt_PT" w:bidi="pt_PT"/>
+        </w:rPr>
+        <w:t>1Cr 6.31–47</w:t>
+      </w:r>
       <w:r>
         <w:rPr>
           <w:lang w:val="pt_PT" w:bidi="pt_PT"/>
         </w:rPr>
         <w:t xml:space="preserve">; </w:t>
       </w:r>
-      <w:hyperlink r:id="rId38">
-        <w:r>
-          <w:rPr>
-            <w:lang w:val="pt_PT" w:bidi="pt_PT"/>
-          </w:rPr>
-          <w:rPr>
-            <w:color w:val="0000EE"/>
-            <w:u w:val="single"/>
-          </w:rPr>
-          <w:t>25.1–31</w:t>
-        </w:r>
-      </w:hyperlink>
+      <w:r>
+        <w:rPr>
+          <w:lang w:val="pt_PT" w:bidi="pt_PT"/>
+        </w:rPr>
+        <w:t>25.1–31</w:t>
+      </w:r>
       <w:r>
         <w:rPr>
           <w:lang w:val="pt_PT" w:bidi="pt_PT"/>
@@ -916,54 +754,36 @@
         </w:rPr>
         <w:t>A data da profecia de Habacuque é incerta. As circunstâncias mencionadas no livro se encaixam melhor com um período tardio na história de Judá, mas antes do exílio de Judá para Babilônia; portanto, a profecia é mais provavelmente datada entre cerca de 645 a.C. (perto do final do reinado de Manassés) e 605 a.C. (primeira invasão de Judá pela Babilônia). A queixa de Habacuque sobre a injustiça social (</w:t>
       </w:r>
-      <w:hyperlink r:id="rId24">
-        <w:r>
-          <w:rPr>
-            <w:lang w:val="pt_PT" w:bidi="pt_PT"/>
-          </w:rPr>
-          <w:rPr>
-            <w:color w:val="0000EE"/>
-            <w:u w:val="single"/>
-          </w:rPr>
-          <w:t>Hc 1.2–4</w:t>
-        </w:r>
-      </w:hyperlink>
+      <w:r>
+        <w:rPr>
+          <w:lang w:val="pt_PT" w:bidi="pt_PT"/>
+        </w:rPr>
+        <w:t>Hc 1.2–4</w:t>
+      </w:r>
       <w:r>
         <w:rPr>
           <w:lang w:val="pt_PT" w:bidi="pt_PT"/>
         </w:rPr>
         <w:t>) e sua atenção ao Império Neo-Babilônico (</w:t>
       </w:r>
-      <w:hyperlink r:id="rId25">
-        <w:r>
-          <w:rPr>
-            <w:lang w:val="pt_PT" w:bidi="pt_PT"/>
-          </w:rPr>
-          <w:rPr>
-            <w:color w:val="0000EE"/>
-            <w:u w:val="single"/>
-          </w:rPr>
-          <w:t>1.5–11</w:t>
-        </w:r>
-      </w:hyperlink>
+      <w:r>
+        <w:rPr>
+          <w:lang w:val="pt_PT" w:bidi="pt_PT"/>
+        </w:rPr>
+        <w:t>1.5–11</w:t>
+      </w:r>
       <w:r>
         <w:rPr>
           <w:lang w:val="pt_PT" w:bidi="pt_PT"/>
         </w:rPr>
         <w:t xml:space="preserve">; </w:t>
       </w:r>
-      <w:hyperlink r:id="rId28">
-        <w:r>
-          <w:rPr>
-            <w:lang w:val="pt_PT" w:bidi="pt_PT"/>
-          </w:rPr>
-          <w:rPr>
-            <w:color w:val="0000EE"/>
-            <w:u w:val="single"/>
-          </w:rPr>
-          <w:t>2.6–20</w:t>
-        </w:r>
-      </w:hyperlink>
+      <w:r>
+        <w:rPr>
+          <w:lang w:val="pt_PT" w:bidi="pt_PT"/>
+        </w:rPr>
+        <w:t>2.6–20</w:t>
+      </w:r>
       <w:r>
         <w:rPr>
           <w:lang w:val="pt_PT" w:bidi="pt_PT"/>
@@ -984,198 +804,132 @@
         </w:rPr>
         <w:t>Em relação a uma data mais específica, três posições gerais foram apresentadas. (1) Muitos datam o livro para a época do Rei Jeoaquim (609–598 a.C.), cuja disposição maligna e ações perversas (</w:t>
       </w:r>
-      <w:hyperlink r:id="rId39">
-        <w:r>
-          <w:rPr>
-            <w:lang w:val="pt_PT" w:bidi="pt_PT"/>
-          </w:rPr>
-          <w:rPr>
-            <w:color w:val="0000EE"/>
-            <w:u w:val="single"/>
-          </w:rPr>
-          <w:t>2Rs 24.1–3</w:t>
-        </w:r>
-      </w:hyperlink>
+      <w:r>
+        <w:rPr>
+          <w:lang w:val="pt_PT" w:bidi="pt_PT"/>
+        </w:rPr>
+        <w:t>2Rs 24.1–3</w:t>
+      </w:r>
       <w:r>
         <w:rPr>
           <w:lang w:val="pt_PT" w:bidi="pt_PT"/>
         </w:rPr>
         <w:t>) trouxeram tanto profecias condenatórias (</w:t>
       </w:r>
-      <w:hyperlink r:id="rId40">
-        <w:r>
-          <w:rPr>
-            <w:lang w:val="pt_PT" w:bidi="pt_PT"/>
-          </w:rPr>
-          <w:rPr>
-            <w:color w:val="0000EE"/>
-            <w:u w:val="single"/>
-          </w:rPr>
-          <w:t>Jr 22.18–19</w:t>
-        </w:r>
-      </w:hyperlink>
+      <w:r>
+        <w:rPr>
+          <w:lang w:val="pt_PT" w:bidi="pt_PT"/>
+        </w:rPr>
+        <w:t>Jr 22.18–19</w:t>
+      </w:r>
       <w:r>
         <w:rPr>
           <w:lang w:val="pt_PT" w:bidi="pt_PT"/>
         </w:rPr>
         <w:t xml:space="preserve">; </w:t>
       </w:r>
-      <w:hyperlink r:id="rId41">
-        <w:r>
-          <w:rPr>
-            <w:lang w:val="pt_PT" w:bidi="pt_PT"/>
-          </w:rPr>
-          <w:rPr>
-            <w:color w:val="0000EE"/>
-            <w:u w:val="single"/>
-          </w:rPr>
-          <w:t>26.3–6</w:t>
-        </w:r>
-      </w:hyperlink>
+      <w:r>
+        <w:rPr>
+          <w:lang w:val="pt_PT" w:bidi="pt_PT"/>
+        </w:rPr>
+        <w:t>26.3–6</w:t>
+      </w:r>
       <w:r>
         <w:rPr>
           <w:lang w:val="pt_PT" w:bidi="pt_PT"/>
         </w:rPr>
         <w:t xml:space="preserve">; </w:t>
       </w:r>
-      <w:hyperlink r:id="rId42">
-        <w:r>
-          <w:rPr>
-            <w:lang w:val="pt_PT" w:bidi="pt_PT"/>
-          </w:rPr>
-          <w:rPr>
-            <w:color w:val="0000EE"/>
-            <w:u w:val="single"/>
-          </w:rPr>
-          <w:t>36.27–32</w:t>
-        </w:r>
-      </w:hyperlink>
+      <w:r>
+        <w:rPr>
+          <w:lang w:val="pt_PT" w:bidi="pt_PT"/>
+        </w:rPr>
+        <w:t>36.27–32</w:t>
+      </w:r>
       <w:r>
         <w:rPr>
           <w:lang w:val="pt_PT" w:bidi="pt_PT"/>
         </w:rPr>
         <w:t>) quanto a ameaça de invasão babilônica (</w:t>
       </w:r>
-      <w:hyperlink r:id="rId43">
-        <w:r>
-          <w:rPr>
-            <w:lang w:val="pt_PT" w:bidi="pt_PT"/>
-          </w:rPr>
-          <w:rPr>
-            <w:color w:val="0000EE"/>
-            <w:u w:val="single"/>
-          </w:rPr>
-          <w:t>Jr 25</w:t>
-        </w:r>
-      </w:hyperlink>
+      <w:r>
+        <w:rPr>
+          <w:lang w:val="pt_PT" w:bidi="pt_PT"/>
+        </w:rPr>
+        <w:t>Jr 25</w:t>
+      </w:r>
       <w:r>
         <w:rPr>
           <w:lang w:val="pt_PT" w:bidi="pt_PT"/>
         </w:rPr>
         <w:t>). (2) Outros argumentam pelos primeiros dias de Josias (640–609 a.C.), que, antes de encontrar o Livro da Lei em 622 a.C., lidou com a apostasia desenfreada (</w:t>
       </w:r>
-      <w:hyperlink r:id="rId44">
-        <w:r>
-          <w:rPr>
-            <w:lang w:val="pt_PT" w:bidi="pt_PT"/>
-          </w:rPr>
-          <w:rPr>
-            <w:color w:val="0000EE"/>
-            <w:u w:val="single"/>
-          </w:rPr>
-          <w:t>2Cr 34.1–7</w:t>
-        </w:r>
-      </w:hyperlink>
+      <w:r>
+        <w:rPr>
+          <w:lang w:val="pt_PT" w:bidi="pt_PT"/>
+        </w:rPr>
+        <w:t>2Cr 34.1–7</w:t>
+      </w:r>
       <w:r>
         <w:rPr>
           <w:lang w:val="pt_PT" w:bidi="pt_PT"/>
         </w:rPr>
         <w:t>). (3) Ainda outros defendem a visão judaica tradicional de que Habacuque viveu durante o tempo do reinado independente de Manassés (686–642 a.C.), cuja maldade (</w:t>
       </w:r>
-      <w:hyperlink r:id="rId45">
-        <w:r>
-          <w:rPr>
-            <w:lang w:val="pt_PT" w:bidi="pt_PT"/>
-          </w:rPr>
-          <w:rPr>
-            <w:color w:val="0000EE"/>
-            <w:u w:val="single"/>
-          </w:rPr>
-          <w:t>2Rs 21.16–17</w:t>
-        </w:r>
-      </w:hyperlink>
+      <w:r>
+        <w:rPr>
+          <w:lang w:val="pt_PT" w:bidi="pt_PT"/>
+        </w:rPr>
+        <w:t>2Rs 21.16–17</w:t>
+      </w:r>
       <w:r>
         <w:rPr>
           <w:lang w:val="pt_PT" w:bidi="pt_PT"/>
         </w:rPr>
         <w:t>) e reinstauração do culto cananeu e ritos pagãos (</w:t>
       </w:r>
-      <w:hyperlink r:id="rId46">
-        <w:r>
-          <w:rPr>
-            <w:lang w:val="pt_PT" w:bidi="pt_PT"/>
-          </w:rPr>
-          <w:rPr>
-            <w:color w:val="0000EE"/>
-            <w:u w:val="single"/>
-          </w:rPr>
-          <w:t>2Rs 21.1–11</w:t>
-        </w:r>
-      </w:hyperlink>
+      <w:r>
+        <w:rPr>
+          <w:lang w:val="pt_PT" w:bidi="pt_PT"/>
+        </w:rPr>
+        <w:t>2Rs 21.1–11</w:t>
+      </w:r>
       <w:r>
         <w:rPr>
           <w:lang w:val="pt_PT" w:bidi="pt_PT"/>
         </w:rPr>
         <w:t xml:space="preserve">; </w:t>
       </w:r>
-      <w:hyperlink r:id="rId47">
-        <w:r>
-          <w:rPr>
-            <w:lang w:val="pt_PT" w:bidi="pt_PT"/>
-          </w:rPr>
-          <w:rPr>
-            <w:color w:val="0000EE"/>
-            <w:u w:val="single"/>
-          </w:rPr>
-          <w:t>2Cr 33.1–9</w:t>
-        </w:r>
-      </w:hyperlink>
+      <w:r>
+        <w:rPr>
+          <w:lang w:val="pt_PT" w:bidi="pt_PT"/>
+        </w:rPr>
+        <w:t>2Cr 33.1–9</w:t>
+      </w:r>
       <w:r>
         <w:rPr>
           <w:lang w:val="pt_PT" w:bidi="pt_PT"/>
         </w:rPr>
         <w:t xml:space="preserve">, </w:t>
       </w:r>
-      <w:hyperlink r:id="rId48">
-        <w:r>
-          <w:rPr>
-            <w:lang w:val="pt_PT" w:bidi="pt_PT"/>
-          </w:rPr>
-          <w:rPr>
-            <w:color w:val="0000EE"/>
-            <w:u w:val="single"/>
-          </w:rPr>
-          <w:t>19–20</w:t>
-        </w:r>
-      </w:hyperlink>
+      <w:r>
+        <w:rPr>
+          <w:lang w:val="pt_PT" w:bidi="pt_PT"/>
+        </w:rPr>
+        <w:t>19–20</w:t>
+      </w:r>
       <w:r>
         <w:rPr>
           <w:lang w:val="pt_PT" w:bidi="pt_PT"/>
         </w:rPr>
         <w:t>) causaram o pronunciamento de Deus sobre a destruição de Judá (</w:t>
       </w:r>
-      <w:hyperlink r:id="rId49">
-        <w:r>
-          <w:rPr>
-            <w:lang w:val="pt_PT" w:bidi="pt_PT"/>
-          </w:rPr>
-          <w:rPr>
-            <w:color w:val="0000EE"/>
-            <w:u w:val="single"/>
-          </w:rPr>
-          <w:t>2Rs 21.12–15</w:t>
-        </w:r>
-      </w:hyperlink>
+      <w:r>
+        <w:rPr>
+          <w:lang w:val="pt_PT" w:bidi="pt_PT"/>
+        </w:rPr>
+        <w:t>2Rs 21.12–15</w:t>
+      </w:r>
       <w:r>
         <w:rPr>
           <w:lang w:val="pt_PT" w:bidi="pt_PT"/>
@@ -1221,36 +975,24 @@
         </w:rPr>
         <w:t>A profecia de Habacuque reafirma que Deus está no controle da história e que seus atos são sempre justos e corretos. Os crentes devem estar dispostos a aceitar as respostas de Deus e se alegrar em sua vontade, mesmo que pareça completamente estranha ao seu próprio pensamento. Deus realmente vê e se importa profundamente com o que acontece na terra. Embora as pessoas possam não perceber, a mão soberana de Deus está em ação, e ele, em última análise, trará as questões a uma conclusão adequada e justa (</w:t>
       </w:r>
-      <w:hyperlink r:id="rId50">
-        <w:r>
-          <w:rPr>
-            <w:lang w:val="pt_PT" w:bidi="pt_PT"/>
-          </w:rPr>
-          <w:rPr>
-            <w:color w:val="0000EE"/>
-            <w:u w:val="single"/>
-          </w:rPr>
-          <w:t>Hc 2.2–3</w:t>
-        </w:r>
-      </w:hyperlink>
+      <w:r>
+        <w:rPr>
+          <w:lang w:val="pt_PT" w:bidi="pt_PT"/>
+        </w:rPr>
+        <w:t>Hc 2.2–3</w:t>
+      </w:r>
       <w:r>
         <w:rPr>
           <w:lang w:val="pt_PT" w:bidi="pt_PT"/>
         </w:rPr>
         <w:t>,</w:t>
       </w:r>
-      <w:hyperlink r:id="rId51">
-        <w:r>
-          <w:rPr>
-            <w:lang w:val="pt_PT" w:bidi="pt_PT"/>
-          </w:rPr>
-          <w:rPr>
-            <w:color w:val="0000EE"/>
-            <w:u w:val="single"/>
-          </w:rPr>
-          <w:t>14</w:t>
-        </w:r>
-      </w:hyperlink>
+      <w:r>
+        <w:rPr>
+          <w:lang w:val="pt_PT" w:bidi="pt_PT"/>
+        </w:rPr>
+        <w:t>14</w:t>
+      </w:r>
       <w:r>
         <w:rPr>
           <w:lang w:val="pt_PT" w:bidi="pt_PT"/>
@@ -1271,18 +1013,12 @@
         </w:rPr>
         <w:t xml:space="preserve">Os babilônios adoravam o poder bruto que lhes trouxe prosperidade. As acusações de Deus contra os babilônios lembram os leitores de adorar somente a Deus (cf. </w:t>
       </w:r>
-      <w:hyperlink r:id="rId52">
-        <w:r>
-          <w:rPr>
-            <w:lang w:val="pt_PT" w:bidi="pt_PT"/>
-          </w:rPr>
-          <w:rPr>
-            <w:color w:val="0000EE"/>
-            <w:u w:val="single"/>
-          </w:rPr>
-          <w:t>1Jo 5.21</w:t>
-        </w:r>
-      </w:hyperlink>
+      <w:r>
+        <w:rPr>
+          <w:lang w:val="pt_PT" w:bidi="pt_PT"/>
+        </w:rPr>
+        <w:t>1Jo 5.21</w:t>
+      </w:r>
       <w:r>
         <w:rPr>
           <w:lang w:val="pt_PT" w:bidi="pt_PT"/>
@@ -1303,162 +1039,108 @@
         </w:rPr>
         <w:t>A mensagem de Deus para Habacuque também enfatiza que a vida santa de fé e fidelidade do crente deve refletir os padrões éticos de Deus (</w:t>
       </w:r>
-      <w:hyperlink r:id="rId53">
-        <w:r>
-          <w:rPr>
-            <w:lang w:val="pt_PT" w:bidi="pt_PT"/>
-          </w:rPr>
-          <w:rPr>
-            <w:color w:val="0000EE"/>
-            <w:u w:val="single"/>
-          </w:rPr>
-          <w:t>Hc 1.12</w:t>
-        </w:r>
-      </w:hyperlink>
+      <w:r>
+        <w:rPr>
+          <w:lang w:val="pt_PT" w:bidi="pt_PT"/>
+        </w:rPr>
+        <w:t>Hc 1.12</w:t>
+      </w:r>
       <w:r>
         <w:rPr>
           <w:lang w:val="pt_PT" w:bidi="pt_PT"/>
         </w:rPr>
         <w:t xml:space="preserve">; </w:t>
       </w:r>
-      <w:hyperlink r:id="rId54">
-        <w:r>
-          <w:rPr>
-            <w:lang w:val="pt_PT" w:bidi="pt_PT"/>
-          </w:rPr>
-          <w:rPr>
-            <w:color w:val="0000EE"/>
-            <w:u w:val="single"/>
-          </w:rPr>
-          <w:t>2.4</w:t>
-        </w:r>
-      </w:hyperlink>
+      <w:r>
+        <w:rPr>
+          <w:lang w:val="pt_PT" w:bidi="pt_PT"/>
+        </w:rPr>
+        <w:t>2.4</w:t>
+      </w:r>
       <w:r>
         <w:rPr>
           <w:lang w:val="pt_PT" w:bidi="pt_PT"/>
         </w:rPr>
         <w:t>). Aqueles que confiam e servem ativamente a Deus poderão se alegrar no Senhor (</w:t>
       </w:r>
-      <w:hyperlink r:id="rId55">
-        <w:r>
-          <w:rPr>
-            <w:lang w:val="pt_PT" w:bidi="pt_PT"/>
-          </w:rPr>
-          <w:rPr>
-            <w:color w:val="0000EE"/>
-            <w:u w:val="single"/>
-          </w:rPr>
-          <w:t>3.18</w:t>
-        </w:r>
-      </w:hyperlink>
+      <w:r>
+        <w:rPr>
+          <w:lang w:val="pt_PT" w:bidi="pt_PT"/>
+        </w:rPr>
+        <w:t>3.18</w:t>
+      </w:r>
       <w:r>
         <w:rPr>
           <w:lang w:val="pt_PT" w:bidi="pt_PT"/>
         </w:rPr>
         <w:t xml:space="preserve">; </w:t>
       </w:r>
-      <w:hyperlink r:id="rId56">
-        <w:r>
-          <w:rPr>
-            <w:lang w:val="pt_PT" w:bidi="pt_PT"/>
-          </w:rPr>
-          <w:rPr>
-            <w:color w:val="0000EE"/>
-            <w:u w:val="single"/>
-          </w:rPr>
-          <w:t>Fp 4.4</w:t>
-        </w:r>
-      </w:hyperlink>
+      <w:r>
+        <w:rPr>
+          <w:lang w:val="pt_PT" w:bidi="pt_PT"/>
+        </w:rPr>
+        <w:t>Fp 4.4</w:t>
+      </w:r>
       <w:r>
         <w:rPr>
           <w:lang w:val="pt_PT" w:bidi="pt_PT"/>
         </w:rPr>
         <w:t>) e viver triunfantemente sob quaisquer circunstâncias (</w:t>
       </w:r>
-      <w:hyperlink r:id="rId57">
-        <w:r>
-          <w:rPr>
-            <w:lang w:val="pt_PT" w:bidi="pt_PT"/>
-          </w:rPr>
-          <w:rPr>
-            <w:color w:val="0000EE"/>
-            <w:u w:val="single"/>
-          </w:rPr>
-          <w:t>Hc 2.20</w:t>
-        </w:r>
-      </w:hyperlink>
+      <w:r>
+        <w:rPr>
+          <w:lang w:val="pt_PT" w:bidi="pt_PT"/>
+        </w:rPr>
+        <w:t>Hc 2.20</w:t>
+      </w:r>
       <w:r>
         <w:rPr>
           <w:lang w:val="pt_PT" w:bidi="pt_PT"/>
         </w:rPr>
         <w:t xml:space="preserve">; </w:t>
       </w:r>
-      <w:hyperlink r:id="rId31">
-        <w:r>
-          <w:rPr>
-            <w:lang w:val="pt_PT" w:bidi="pt_PT"/>
-          </w:rPr>
-          <w:rPr>
-            <w:color w:val="0000EE"/>
-            <w:u w:val="single"/>
-          </w:rPr>
-          <w:t>3.16–19</w:t>
-        </w:r>
-      </w:hyperlink>
+      <w:r>
+        <w:rPr>
+          <w:lang w:val="pt_PT" w:bidi="pt_PT"/>
+        </w:rPr>
+        <w:t>3.16–19</w:t>
+      </w:r>
       <w:r>
         <w:rPr>
           <w:lang w:val="pt_PT" w:bidi="pt_PT"/>
         </w:rPr>
         <w:t xml:space="preserve">; veja também </w:t>
       </w:r>
-      <w:hyperlink r:id="rId58">
-        <w:r>
-          <w:rPr>
-            <w:lang w:val="pt_PT" w:bidi="pt_PT"/>
-          </w:rPr>
-          <w:rPr>
-            <w:color w:val="0000EE"/>
-            <w:u w:val="single"/>
-          </w:rPr>
-          <w:t>Rm 1.16–17</w:t>
-        </w:r>
-      </w:hyperlink>
+      <w:r>
+        <w:rPr>
+          <w:lang w:val="pt_PT" w:bidi="pt_PT"/>
+        </w:rPr>
+        <w:t>Rm 1.16–17</w:t>
+      </w:r>
       <w:r>
         <w:rPr>
           <w:lang w:val="pt_PT" w:bidi="pt_PT"/>
         </w:rPr>
         <w:t xml:space="preserve">; </w:t>
       </w:r>
-      <w:hyperlink r:id="rId59">
-        <w:r>
-          <w:rPr>
-            <w:lang w:val="pt_PT" w:bidi="pt_PT"/>
-          </w:rPr>
-          <w:rPr>
-            <w:color w:val="0000EE"/>
-            <w:u w:val="single"/>
-          </w:rPr>
-          <w:t>Gl 3.11</w:t>
-        </w:r>
-      </w:hyperlink>
+      <w:r>
+        <w:rPr>
+          <w:lang w:val="pt_PT" w:bidi="pt_PT"/>
+        </w:rPr>
+        <w:t>Gl 3.11</w:t>
+      </w:r>
       <w:r>
         <w:rPr>
           <w:lang w:val="pt_PT" w:bidi="pt_PT"/>
         </w:rPr>
         <w:t xml:space="preserve">; </w:t>
       </w:r>
-      <w:hyperlink r:id="rId60">
-        <w:r>
-          <w:rPr>
-            <w:lang w:val="pt_PT" w:bidi="pt_PT"/>
-          </w:rPr>
-          <w:rPr>
-            <w:color w:val="0000EE"/>
-            <w:u w:val="single"/>
-          </w:rPr>
-          <w:t>Hb 10.35–39</w:t>
-        </w:r>
-      </w:hyperlink>
+      <w:r>
+        <w:rPr>
+          <w:lang w:val="pt_PT" w:bidi="pt_PT"/>
+        </w:rPr>
+        <w:t>Hb 10.35–39</w:t>
+      </w:r>
       <w:r>
         <w:rPr>
           <w:lang w:val="pt_PT" w:bidi="pt_PT"/>
